--- a/aura-documents/output/word/01-governance/03-vision-mission-values.docx
+++ b/aura-documents/output/word/01-governance/03-vision-mission-values.docx
@@ -30,7 +30,7 @@
           <w:color w:val="7A6753"/>
           <w:sz w:val="16"/>
         </w:rPr>
-        <w:t xml:space="preserve">Document No. AUR-GOV-03 · Version 0.1 (Draft) · Owner: Founder &amp; CEO · Effective: </w:t>
+        <w:t xml:space="preserve">Document No. AUR-GOV-03 · Version 0.2 (Draft) · Owner: Founder &amp; CEO · Effective: </w:t>
       </w:r>
       <w:r>
         <w:rPr>
@@ -127,7 +127,7 @@
           <w:color w:val="4A3A2C"/>
           <w:sz w:val="20"/>
         </w:rPr>
-        <w:t>To help each guest arrive in one state and leave in a calmer, clearer one. We do this by pairing clinical-grade Elevé Health technology with Hosts who know every modality, a guided breathing ritual at the start of every visit, and protocols built around the person in front of us.</w:t>
+        <w:t>To help each guest arrive in one state and leave in a calmer, clearer one. We do this by pairing clinical-grade Elevé Health technology with Healers who design a personalised programme from the first visit, Hosts who know every modality, a guided breathing ritual at the start of every visit, and protocols built around the person in front of us.</w:t>
       </w:r>
     </w:p>
     <w:p>
@@ -288,7 +288,7 @@
                 <w:color w:val="4A3A2C"/>
                 <w:sz w:val="17"/>
               </w:rPr>
-              <w:t>Whole-Body Cryotherapy, Float &amp; Sensory Reset, Dry Float Bed, Salt Cabin, Cold Plunge, Guided Breathwork</w:t>
+              <w:t>Whole-Body Cryotherapy, Dry Float Bed, Salt Cabin, Cold Plunge, Guided Breathwork</w:t>
             </w:r>
           </w:p>
         </w:tc>
@@ -353,7 +353,27 @@
                 <w:color w:val="4A3A2C"/>
                 <w:sz w:val="17"/>
               </w:rPr>
-              <w:t>Red-Light Bed, Infrared Sauna, Hyperbaric Oxygen, Compression Recovery</w:t>
+              <w:t xml:space="preserve">Red-Light Bed, Infrared Sauna, Hyperbaric Oxygen (wellness session; </w:t>
+            </w:r>
+            <w:r>
+              <w:rPr>
+                <w:rFonts w:ascii="Jost" w:hAnsi="Jost" w:cs="Jost" w:eastAsia="Jost"/>
+                <w:b w:val="0"/>
+                <w:i w:val="0"/>
+                <w:color w:val="A6754C"/>
+                <w:sz w:val="17"/>
+              </w:rPr>
+              <w:t>[confirm licensing requirements for hyperbaric with DHA / licensing authority]</w:t>
+            </w:r>
+            <w:r>
+              <w:rPr>
+                <w:rFonts w:ascii="Jost" w:hAnsi="Jost" w:cs="Jost" w:eastAsia="Jost"/>
+                <w:b w:val="0"/>
+                <w:i w:val="0"/>
+                <w:color w:val="4A3A2C"/>
+                <w:sz w:val="17"/>
+              </w:rPr>
+              <w:t>), Compression Recovery</w:t>
             </w:r>
           </w:p>
         </w:tc>
@@ -415,7 +435,7 @@
                 <w:color w:val="4A3A2C"/>
                 <w:sz w:val="17"/>
               </w:rPr>
-              <w:t>IV Nutrient Therapy (clinician-administered, subject to DHA requirements)</w:t>
+              <w:t>Sound Healing, the Healer consultation and personalised programmes. IV Nutrient Therapy is not offered at launch; it is a possible future service subject to DHA licensing</w:t>
             </w:r>
           </w:p>
         </w:tc>
@@ -602,6 +622,22 @@
           <w:color w:val="4A3A2C"/>
           <w:sz w:val="20"/>
         </w:rPr>
+        <w:t>A first-visit consultation with one of our Healers, who identifies what you need and designs a personalised package for you.</w:t>
+      </w:r>
+    </w:p>
+    <w:p>
+      <w:pPr>
+        <w:pStyle w:val="ListBullet"/>
+        <w:spacing w:before="0" w:after="60" w:line="300" w:lineRule="auto"/>
+      </w:pPr>
+      <w:r>
+        <w:rPr>
+          <w:rFonts w:ascii="Jost" w:hAnsi="Jost" w:cs="Jost" w:eastAsia="Jost"/>
+          <w:b w:val="0"/>
+          <w:i w:val="0"/>
+          <w:color w:val="4A3A2C"/>
+          <w:sz w:val="20"/>
+        </w:rPr>
         <w:t>A Host who greets you by name and stays with you through your visit.</w:t>
       </w:r>
     </w:p>
@@ -666,7 +702,7 @@
           <w:color w:val="4A3A2C"/>
           <w:sz w:val="20"/>
         </w:rPr>
-        <w:t>Robes, towels, slippers and everything each modality needs.</w:t>
+        <w:t>Robes, Aura-branded towels and clothing to wear in the centre, hotel-style Aura-branded slippers, refreshments and everything each modality needs.</w:t>
       </w:r>
     </w:p>
     <w:p>
@@ -698,7 +734,7 @@
           <w:color w:val="4A3A2C"/>
           <w:sz w:val="20"/>
         </w:rPr>
-        <w:t>Honest guidance. Our modalities are wellness services designed to support how you feel and function. They are not a substitute for medical care. IV therapy is administered by licensed clinicians, and we will always flag anything that warrants a conversation with your doctor.</w:t>
+        <w:t>Honest guidance. Our modalities are wellness services designed to support how you feel and function. They are not a substitute for medical care. We do not offer medical treatments, and we will always flag anything that warrants a conversation with your doctor.</w:t>
       </w:r>
     </w:p>
     <w:p>
@@ -839,7 +875,7 @@
                 <w:color w:val="4A3A2C"/>
                 <w:sz w:val="17"/>
               </w:rPr>
-              <w:t>The Host asks how the guest slept, how they feel, what brought them in, before suggesting a modality. Breathing ritual opens every visit. First-timers who are unsure get a three-step sequence built for them.</w:t>
+              <w:t>The Host asks how the guest slept, how they feel, what brought them in, before suggesting a modality. Breathing ritual opens every visit. Every first visit begins with a Healer consultation and a personalised package.</w:t>
             </w:r>
           </w:p>
         </w:tc>
@@ -966,7 +1002,7 @@
                 <w:color w:val="4A3A2C"/>
                 <w:sz w:val="17"/>
               </w:rPr>
-              <w:t>The same Host walks the guest from arrival to the last exhale. Cold plunge is always host-guided. Hosts explain pairings such as cold plunge with infrared sauna.</w:t>
+              <w:t>The same Host walks the guest from arrival to the last exhale. Cold plunge is always host-guided. Hosts suggest combinations such as cold plunge with infrared sauna.</w:t>
             </w:r>
           </w:p>
         </w:tc>
